--- a/deliverables/video-8-slides/hit-final/Video_8_FINAL_Content_and_Publishing_Summary.docx
+++ b/deliverables/video-8-slides/hit-final/Video_8_FINAL_Content_and_Publishing_Summary.docx
@@ -19,7 +19,7 @@
     </w:p>
     <w:p>
       <w:pPr>
-        <w:spacing w:after="80" w:before="0" w:line="252" w:lineRule="auto"/>
+        <w:spacing w:after="40" w:before="0" w:line="252" w:lineRule="auto"/>
       </w:pPr>
       <w:r>
         <w:rPr>
@@ -29,6 +29,20 @@
           <w:sz w:val="38"/>
         </w:rPr>
         <w:t>Video 8 — Final Content and Publishing Summary</w:t>
+      </w:r>
+    </w:p>
+    <w:p>
+      <w:pPr>
+        <w:spacing w:after="80" w:before="0" w:line="288" w:lineRule="auto"/>
+      </w:pPr>
+      <w:r>
+        <w:rPr>
+          <w:b/>
+          <w:i w:val="0"/>
+          <w:color w:val="8A6D1E"/>
+          <w:sz w:val="22"/>
+        </w:rPr>
+        <w:t>v2.2.1  ·  research-alignment precision pass</w:t>
       </w:r>
     </w:p>
     <w:p>
@@ -141,7 +155,7 @@
           <w:color w:val="1A1A1A"/>
           <w:sz w:val="21"/>
         </w:rPr>
-        <w:t>FINAL + RESEARCH-ALIGNED  ·  package v2.2</w:t>
+        <w:t>FINAL + LOCKED  ·  v2.2.1 research-alignment precision pass complete</w:t>
       </w:r>
     </w:p>
     <w:p>
@@ -342,7 +356,7 @@
           <w:color w:val="1A1A1A"/>
           <w:sz w:val="21"/>
         </w:rPr>
-        <w:t>What must be learned because the environment is genuinely different — language, stakeholders, incentives, regulation, operating rhythm and risk. Some of it can be researched; some has to be observed or practised.</w:t>
+        <w:t>What must be learned because the environment is genuinely different — language, stakeholders, incentives, regulation, operating rhythm and risk. Some of it can be researched; some has to be observed or practiced.</w:t>
       </w:r>
     </w:p>
     <w:p>
@@ -420,7 +434,7 @@
           <w:color w:val="1A1A1A"/>
           <w:sz w:val="21"/>
         </w:rPr>
-        <w:t>Knowledge tied to the old context, and anything that has to be learned, practised or formally earned.</w:t>
+        <w:t>Knowledge tied to the old context, and anything that has to be learned, practiced or formally earned.</w:t>
       </w:r>
     </w:p>
     <w:p>
@@ -601,7 +615,7 @@
           <w:color w:val="1A1A1A"/>
           <w:sz w:val="21"/>
         </w:rPr>
-        <w:t>“Direct industry experience required” does not always mean the same thing. Sometimes it points at something real — a regulation to understand properly, domain knowledge that takes time, a licence, decisions where being wrong carries real consequences. Sometimes it is shorthand for hiring risk: the employer is not sure how quickly somebody from outside becomes useful here.</w:t>
+        <w:t>“Direct industry experience required” does not always mean the same thing. Sometimes it points at something real — a regulation to understand properly, domain knowledge that takes time, a license, decisions where being wrong carries real consequences. Sometimes it is shorthand for hiring risk: the employer is not sure how quickly somebody from outside becomes useful here.</w:t>
       </w:r>
     </w:p>
     <w:p>
@@ -616,6 +630,20 @@
           <w:sz w:val="21"/>
         </w:rPr>
         <w:t>The video does not tell the viewer to ignore the requirement either way. It asks: what is this employer trying not to get wrong by asking for it? Then it sorts the gap into four parts — what I can already do with evidence behind it; what context I could reasonably learn; what is a genuine gap I cannot talk my way around; and what this employer would need to see before they could trust the overlap.</w:t>
+      </w:r>
+    </w:p>
+    <w:p>
+      <w:pPr>
+        <w:spacing w:after="100" w:before="0" w:line="312" w:lineRule="auto"/>
+      </w:pPr>
+      <w:r>
+        <w:rPr>
+          <w:b w:val="0"/>
+          <w:i w:val="0"/>
+          <w:color w:val="1A1A1A"/>
+          <w:sz w:val="21"/>
+        </w:rPr>
+        <w:t>The two are not mutually exclusive. A single “direct industry experience” requirement can contain both a real gap to close and uncertainty the employer needs reduced, and the script says so rather than forcing a choice between them.</w:t>
       </w:r>
     </w:p>
     <w:p>
@@ -678,7 +706,7 @@
           <w:color w:val="1A1A1A"/>
           <w:sz w:val="21"/>
         </w:rPr>
-        <w:t>—  That every context gap is an information gap. Some has to be observed or practised.</w:t>
+        <w:t>—  That every context gap is an information gap. Some has to be observed or practiced.</w:t>
       </w:r>
     </w:p>
     <w:p>
@@ -1864,7 +1892,7 @@
           <w:color w:val="1A1A1A"/>
           <w:sz w:val="20"/>
         </w:rPr>
-        <w:t>how to switch industries without starting over, how to switch industries, change industries, career change, how to change careers without starting over, transferable skills, career transition, new industry, career portability, experienced professionals, career change after 40, capability formation, Temidayo Afonja</w:t>
+        <w:t>how to switch industries without starting over, how to switch industries, change industries, career change, how to change careers without starting over, transferable skills, career transition, new industry, career portability, experienced professionals, capability formation, Temidayo Afonja</w:t>
       </w:r>
     </w:p>
     <w:p>
@@ -1956,7 +1984,7 @@
           <w:color w:val="1A1A1A"/>
           <w:sz w:val="21"/>
         </w:rPr>
-        <w:t>Names the audience pain directly and teaches the viewer to tell a real context/domain/credential gap from a hiring-risk signal. Deliberately not an “ignore the requirement and apply anyway” Short.</w:t>
+        <w:t>Names the audience pain directly and helps the viewer separate what they genuinely need to learn from what the employer needs more evidence to trust — without presenting the two as mutually exclusive. Deliberately not an “ignore the requirement and apply anyway” Short.</w:t>
       </w:r>
     </w:p>
     <w:p>
@@ -2164,7 +2192,7 @@
           <w:color w:val="1A1A1A"/>
           <w:sz w:val="21"/>
         </w:rPr>
-        <w:t>“I’ve worked across eight industries and sectors, and not everything travelled with me.”</w:t>
+        <w:t>“I’ve worked across eight industries and sectors, and not everything traveled with me.”</w:t>
       </w:r>
     </w:p>
     <w:p>
@@ -2416,7 +2444,35 @@
           <w:color w:val="1A1A1A"/>
           <w:sz w:val="21"/>
         </w:rPr>
-        <w:t>NO — none.</w:t>
+        <w:t>YES — two authorised precision corrections, main slides 2 and 4, mirrored on reveal frames 4 and 9. Nothing else.</w:t>
+      </w:r>
+    </w:p>
+    <w:p>
+      <w:pPr>
+        <w:spacing w:after="100" w:before="0" w:line="312" w:lineRule="auto"/>
+      </w:pPr>
+      <w:r>
+        <w:rPr>
+          <w:b w:val="0"/>
+          <w:i w:val="0"/>
+          <w:color w:val="1A1A1A"/>
+          <w:sz w:val="21"/>
+        </w:rPr>
+        <w:t>Slide 2 payoff — old: “NONE OF THAT IS YOUR COMPETENCE. / ALL OF IT IS CONTEXT.” with “And context is learnable.”  New: “NOT EVERY DIFFERENCE IS A CAPABILITY GAP. / MUCH OF IT IS CONTEXT.” with “Some can be researched. Some must be learned through exposure.” The list and visual design are unchanged.</w:t>
+      </w:r>
+    </w:p>
+    <w:p>
+      <w:pPr>
+        <w:spacing w:after="100" w:before="0" w:line="312" w:lineRule="auto"/>
+      </w:pPr>
+      <w:r>
+        <w:rPr>
+          <w:b w:val="0"/>
+          <w:i w:val="0"/>
+          <w:color w:val="1A1A1A"/>
+          <w:sz w:val="21"/>
+        </w:rPr>
+        <w:t>Slide 4 closing line — old: “None of these belong to an industry.”  New: “THESE FORMS OF JUDGMENT CAN TRAVEL — / WHEN THE NEW CONTEXT NEEDS THEM.” Same position, same type, two lines instead of one.</w:t>
       </w:r>
     </w:p>
     <w:p>
@@ -2429,14 +2485,14 @@
           <w:color w:val="0F2346"/>
           <w:sz w:val="21"/>
         </w:rPr>
-        <w:t xml:space="preserve">What changed on the decks:  </w:t>
+        <w:t xml:space="preserve">Everything else on the decks:  </w:t>
       </w:r>
       <w:r>
         <w:rPr>
           <w:color w:val="1A1A1A"/>
           <w:sz w:val="21"/>
         </w:rPr>
-        <w:t>Speaker/editor notes only. Part-level SHA-256 diff against the previous committed decks shows 12 and 24 notesSlides parts changed and NON-NOTES PARTS CHANGED: [] on both files.</w:t>
+        <w:t>Speaker/editor notes only, with NON-NOTES PARTS CHANGED: [] on both files apart from the two authorised slide parts each.</w:t>
       </w:r>
     </w:p>
     <w:p>
@@ -2451,7 +2507,7 @@
           <w:color w:val="0F2346"/>
           <w:sz w:val="21"/>
         </w:rPr>
-        <w:t>VISIBLE VIDEO 8 SLIDES UNCHANGED — NOTES/SCRIPT ALIGNMENT ONLY.</w:t>
+        <w:t>VISIBLE SLIDE CHANGES LIMITED TO THE TWO AUTHORISED PRECISION CORRECTIONS (SLIDES 2 AND 4). GEOMETRY, LAYOUT, THEME, MEDIA AND FONT SIZES UNCHANGED.</w:t>
       </w:r>
     </w:p>
     <w:p>
@@ -2489,7 +2545,7 @@
           <w:color w:val="1A1A1A"/>
           <w:sz w:val="21"/>
         </w:rPr>
-        <w:t>1,874</w:t>
+        <w:t>1,890</w:t>
       </w:r>
     </w:p>
     <w:p>
@@ -2509,7 +2565,7 @@
           <w:color w:val="1A1A1A"/>
           <w:sz w:val="21"/>
         </w:rPr>
-        <w:t>12:55 at 145 words per minute</w:t>
+        <w:t>13:02 at 145 words per minute</w:t>
       </w:r>
     </w:p>
     <w:p>
@@ -2542,6 +2598,26 @@
           <w:color w:val="0F2346"/>
           <w:sz w:val="21"/>
         </w:rPr>
+        <w:t xml:space="preserve">U.S. English:  </w:t>
+      </w:r>
+      <w:r>
+        <w:rPr>
+          <w:color w:val="1A1A1A"/>
+          <w:sz w:val="21"/>
+        </w:rPr>
+        <w:t>Applied across scripts, Shorts, descriptions, decks and notes — traveled, practiced, recognized, license.</w:t>
+      </w:r>
+    </w:p>
+    <w:p>
+      <w:pPr>
+        <w:spacing w:after="80" w:line="288" w:lineRule="auto"/>
+      </w:pPr>
+      <w:r>
+        <w:rPr>
+          <w:b/>
+          <w:color w:val="0F2346"/>
+          <w:sz w:val="21"/>
+        </w:rPr>
         <w:t xml:space="preserve">Recognition beat:  </w:t>
       </w:r>
       <w:r>
@@ -2609,7 +2685,7 @@
           <w:color w:val="1A1A1A"/>
           <w:sz w:val="21"/>
         </w:rPr>
-        <w:t>11:40 — “a way of moving rather than a plan for one change”</w:t>
+        <w:t>11:47 — “a way of moving rather than a plan for one change”</w:t>
       </w:r>
     </w:p>
     <w:p>
@@ -2642,7 +2718,22 @@
           <w:color w:val="0F2346"/>
           <w:sz w:val="22"/>
         </w:rPr>
-        <w:t>VIDEO 8 — FINAL + RESEARCH-ALIGNED</w:t>
+        <w:t>VIDEO 8 — FINAL + LOCKED</w:t>
+      </w:r>
+    </w:p>
+    <w:p>
+      <w:pPr>
+        <w:spacing w:after="100" w:before="0" w:line="300" w:lineRule="auto"/>
+        <w:shd w:val="clear" w:fill="F3F0E8"/>
+      </w:pPr>
+      <w:r>
+        <w:rPr>
+          <w:b/>
+          <w:i w:val="0"/>
+          <w:color w:val="0F2346"/>
+          <w:sz w:val="22"/>
+        </w:rPr>
+        <w:t>v2.2.1 RESEARCH-ALIGNMENT PRECISION PASS COMPLETE</w:t>
       </w:r>
     </w:p>
     <w:p>

--- a/deliverables/video-8-slides/hit-final/Video_8_FINAL_Content_and_Publishing_Summary.docx
+++ b/deliverables/video-8-slides/hit-final/Video_8_FINAL_Content_and_Publishing_Summary.docx
@@ -2444,7 +2444,7 @@
           <w:color w:val="1A1A1A"/>
           <w:sz w:val="21"/>
         </w:rPr>
-        <w:t>YES — two authorised precision corrections, main slides 2 and 4, mirrored on reveal frames 4 and 9. Nothing else.</w:t>
+        <w:t>YES — two authorized precision corrections, main slides 2 and 4, mirrored on reveal frames 4 and 9. Nothing else.</w:t>
       </w:r>
     </w:p>
     <w:p>
@@ -2492,7 +2492,7 @@
           <w:color w:val="1A1A1A"/>
           <w:sz w:val="21"/>
         </w:rPr>
-        <w:t>Speaker/editor notes only, with NON-NOTES PARTS CHANGED: [] on both files apart from the two authorised slide parts each.</w:t>
+        <w:t>Speaker/editor notes only, with NON-NOTES PARTS CHANGED: [] on both files apart from the two authorized slide parts each.</w:t>
       </w:r>
     </w:p>
     <w:p>
@@ -2507,7 +2507,7 @@
           <w:color w:val="0F2346"/>
           <w:sz w:val="21"/>
         </w:rPr>
-        <w:t>VISIBLE SLIDE CHANGES LIMITED TO THE TWO AUTHORISED PRECISION CORRECTIONS (SLIDES 2 AND 4). GEOMETRY, LAYOUT, THEME, MEDIA AND FONT SIZES UNCHANGED.</w:t>
+        <w:t>VISIBLE SLIDE CHANGES LIMITED TO THE TWO AUTHORIZED PRECISION CORRECTIONS (SLIDES 2 AND 4). GEOMETRY, LAYOUT, THEME, MEDIA AND FONT SIZES UNCHANGED.</w:t>
       </w:r>
     </w:p>
     <w:p>

--- a/deliverables/video-8-slides/hit-final/Video_8_FINAL_Content_and_Publishing_Summary.docx
+++ b/deliverables/video-8-slides/hit-final/Video_8_FINAL_Content_and_Publishing_Summary.docx
@@ -2437,14 +2437,28 @@
           <w:color w:val="0F2346"/>
           <w:sz w:val="21"/>
         </w:rPr>
-        <w:t xml:space="preserve">Visible slide content changed in this pass:  </w:t>
+        <w:t xml:space="preserve">Visible slide content changed:  </w:t>
       </w:r>
       <w:r>
         <w:rPr>
           <w:color w:val="1A1A1A"/>
           <w:sz w:val="21"/>
         </w:rPr>
-        <w:t>YES — two authorized precision corrections, main slides 2 and 4, mirrored on reveal frames 4 and 9. Nothing else.</w:t>
+        <w:t>YES — on three slides, in two separate and distinct categories. Nothing else on either deck.</w:t>
+      </w:r>
+    </w:p>
+    <w:p>
+      <w:pPr>
+        <w:spacing w:after="80" w:before="160" w:line="288" w:lineRule="auto"/>
+      </w:pPr>
+      <w:r>
+        <w:rPr>
+          <w:b/>
+          <w:i w:val="0"/>
+          <w:color w:val="8A6D1E"/>
+          <w:sz w:val="21"/>
+        </w:rPr>
+        <w:t>CONTENT / PRECISION CHANGES — slides 2 and 4 (reveal frames 4 and 9)</w:t>
       </w:r>
     </w:p>
     <w:p>
@@ -2473,6 +2487,49 @@
           <w:sz w:val="21"/>
         </w:rPr>
         <w:t>Slide 4 closing line — old: “None of these belong to an industry.”  New: “THESE FORMS OF JUDGMENT CAN TRAVEL — / WHEN THE NEW CONTEXT NEEDS THEM.” Same position, same type, two lines instead of one.</w:t>
+      </w:r>
+    </w:p>
+    <w:p>
+      <w:pPr>
+        <w:spacing w:after="80" w:before="160" w:line="288" w:lineRule="auto"/>
+      </w:pPr>
+      <w:r>
+        <w:rPr>
+          <w:b/>
+          <w:i w:val="0"/>
+          <w:color w:val="8A6D1E"/>
+          <w:sz w:val="21"/>
+        </w:rPr>
+        <w:t>U.S. ENGLISH SPELLING-ONLY VISIBLE CHANGE — slide 7 (reveal frame 14)</w:t>
+      </w:r>
+    </w:p>
+    <w:p>
+      <w:pPr>
+        <w:spacing w:after="100" w:before="0" w:line="312" w:lineRule="auto"/>
+      </w:pPr>
+      <w:r>
+        <w:rPr>
+          <w:b w:val="0"/>
+          <w:i w:val="0"/>
+          <w:color w:val="1A1A1A"/>
+          <w:sz w:val="21"/>
+        </w:rPr>
+        <w:t>Slide 7 — old: “Which patterns do you already recognise early?”  New: “Which patterns do you already recognize early?”</w:t>
+      </w:r>
+    </w:p>
+    <w:p>
+      <w:pPr>
+        <w:spacing w:after="120" w:before="0" w:line="312" w:lineRule="auto"/>
+        <w:shd w:val="clear" w:fill="F3F0E8"/>
+      </w:pPr>
+      <w:r>
+        <w:rPr>
+          <w:b w:val="0"/>
+          <w:i w:val="0"/>
+          <w:color w:val="1A1A1A"/>
+          <w:sz w:val="21"/>
+        </w:rPr>
+        <w:t>This is a spelling correction only. No teaching, meaning, emphasis or content changed on slide 7. It was made during the U.S. English QA pass, during which Video 8 content remained locked — the long-form script is byte-identical to before that pass, all four Shorts are content-identical, and the word count and runtime are unchanged.</w:t>
       </w:r>
     </w:p>
     <w:p>
@@ -2492,7 +2549,7 @@
           <w:color w:val="1A1A1A"/>
           <w:sz w:val="21"/>
         </w:rPr>
-        <w:t>Speaker/editor notes only, with NON-NOTES PARTS CHANGED: [] on both files apart from the two authorized slide parts each.</w:t>
+        <w:t>Speaker/editor notes only, with NON-NOTES PARTS CHANGED: [] on both files apart from the three authorized slide parts each.</w:t>
       </w:r>
     </w:p>
     <w:p>
@@ -2507,7 +2564,7 @@
           <w:color w:val="0F2346"/>
           <w:sz w:val="21"/>
         </w:rPr>
-        <w:t>VISIBLE SLIDE CHANGES LIMITED TO THE TWO AUTHORIZED PRECISION CORRECTIONS (SLIDES 2 AND 4). GEOMETRY, LAYOUT, THEME, MEDIA AND FONT SIZES UNCHANGED.</w:t>
+        <w:t>VISIBLE SLIDE CHANGES LIMITED TO THE TWO AUTHORIZED PRECISION CORRECTIONS (SLIDES 2 AND 4) AND ONE SPELLING-ONLY CORRECTION (SLIDE 7). GEOMETRY, LAYOUT, THEME, MEDIA AND FONT SIZING UNCHANGED THROUGHOUT.</w:t>
       </w:r>
     </w:p>
     <w:p>
@@ -2694,6 +2751,8 @@
         <w:pBdr>
           <w:bottom w:val="single" w:sz="6" w:color="8A6D1E" w:space="3"/>
         </w:pBdr>
+        <w:keepNext w:val="1"/>
+        <w:keepLines w:val="1"/>
       </w:pPr>
       <w:r>
         <w:rPr>
@@ -2710,6 +2769,8 @@
       <w:pPr>
         <w:spacing w:after="100" w:before="0" w:line="300" w:lineRule="auto"/>
         <w:shd w:val="clear" w:fill="F3F0E8"/>
+        <w:keepNext w:val="1"/>
+        <w:keepLines w:val="1"/>
       </w:pPr>
       <w:r>
         <w:rPr>
@@ -2725,6 +2786,8 @@
       <w:pPr>
         <w:spacing w:after="100" w:before="0" w:line="300" w:lineRule="auto"/>
         <w:shd w:val="clear" w:fill="F3F0E8"/>
+        <w:keepNext w:val="1"/>
+        <w:keepLines w:val="1"/>
       </w:pPr>
       <w:r>
         <w:rPr>
@@ -2733,13 +2796,32 @@
           <w:color w:val="0F2346"/>
           <w:sz w:val="22"/>
         </w:rPr>
-        <w:t>v2.2.1 RESEARCH-ALIGNMENT PRECISION PASS COMPLETE</w:t>
+        <w:t>v2.2.1 CONTENT UNCHANGED</w:t>
       </w:r>
     </w:p>
     <w:p>
       <w:pPr>
         <w:spacing w:after="100" w:before="0" w:line="300" w:lineRule="auto"/>
         <w:shd w:val="clear" w:fill="F3F0E8"/>
+        <w:keepNext w:val="1"/>
+        <w:keepLines w:val="1"/>
+      </w:pPr>
+      <w:r>
+        <w:rPr>
+          <w:b/>
+          <w:i w:val="0"/>
+          <w:color w:val="0F2346"/>
+          <w:sz w:val="22"/>
+        </w:rPr>
+        <w:t>U.S. ENGLISH QA COMPLETE</w:t>
+      </w:r>
+    </w:p>
+    <w:p>
+      <w:pPr>
+        <w:spacing w:after="100" w:before="0" w:line="300" w:lineRule="auto"/>
+        <w:shd w:val="clear" w:fill="F3F0E8"/>
+        <w:keepNext w:val="1"/>
+        <w:keepLines w:val="1"/>
       </w:pPr>
       <w:r>
         <w:rPr>
